--- a/04. 돈이 몰리는 곳/Part 1. 먹거리 시장 l 7화 밀키트와 HMR, 집밥의 값을 다시 매기다 HMR 7조 원 시장과 4,000억 원대로 내려온 밀키트.docx
+++ b/04. 돈이 몰리는 곳/Part 1. 먹거리 시장 l 7화 밀키트와 HMR, 집밥의 값을 다시 매기다 HMR 7조 원 시장과 4,000억 원대로 내려온 밀키트.docx
@@ -27,7 +27,7 @@
         <w:spacing w:after="160" w:line="360" w:lineRule="auto"/>
       </w:pPr>
       <w:r>
-        <w:t xml:space="preserve">같은 간편식 안에서도 밀키트는 다른 길을 걸었습니다. HMR이 완제품을 데워 먹는 방식이라면 밀키트는 손질된 재료를 직접 조리하는 방식이라는 점이 차이입니다. 한때 유망주로 꼽혔지만 시장 규모가 기대치의 절반 수준으로 내려왔고 대기업이 사업을 접기도 했습니다. 밀키트와 HMR의 엇갈린 운명이 집밥의 값을 어떻게 다시 매기고 있는지가 이 시장의 핵심입니다. 같은 간편식인데 어느 쪽은 커지고 어느 쪽은 줄었다는 점이 질문의 출발입니다.</w:t>
+        <w:t xml:space="preserve">같은 간편식 안에서도 밀키트는 다른 길을 걸었습니다. HMR이 완제품을 데워 먹는 방식이라면 밀키트는 손질된 재료를 직접 조리하는 방식이라는 점이 차이입니다. 한때 유망주로 꼽혔지만 시장 규모가 기대치의 절반 수준으로 내려왔고 대기업이 사업을 접기도 했습니다. 밀키트와 HMR의 엇갈린 운명이 집밥의 값을 어떻게 다시 매기고 있는지가 이 시장의 핵심입니다. 같은 간편식인데 어느 쪽은 커지고 어느 쪽은 줄었다는 점이 질문의 출발이고, 그 답은 소비자가 무엇에 값을 치르는지에서 나옵니다.</w:t>
       </w:r>
     </w:p>
     <w:p>
